--- a/Docs/SecurityDocs/SD20-COMPOSITE HYPOTHECATION DEED.docx
+++ b/Docs/SecurityDocs/SD20-COMPOSITE HYPOTHECATION DEED.docx
@@ -1,6 +1,6 @@
 
 <file path=word/document.xml><?xml version="1.0" encoding="utf-8"?>
-<w:document xmlns:wpc="http://schemas.microsoft.com/office/word/2010/wordprocessingCanvas" xmlns:cx="http://schemas.microsoft.com/office/drawing/2014/chartex" xmlns:cx1="http://schemas.microsoft.com/office/drawing/2015/9/8/chartex" xmlns:cx2="http://schemas.microsoft.com/office/drawing/2015/10/21/chartex" xmlns:cx3="http://schemas.microsoft.com/office/drawing/2016/5/9/chartex" xmlns:cx4="http://schemas.microsoft.com/office/drawing/2016/5/10/chartex" xmlns:cx5="http://schemas.microsoft.com/office/drawing/2016/5/11/chartex" xmlns:cx6="http://schemas.microsoft.com/office/drawing/2016/5/12/chartex" xmlns:cx7="http://schemas.microsoft.com/office/drawing/2016/5/13/chartex" xmlns:cx8="http://schemas.microsoft.com/office/drawing/2016/5/14/chartex" xmlns:mc="http://schemas.openxmlformats.org/markup-compatibility/2006" xmlns:aink="http://schemas.microsoft.com/office/drawing/2016/ink" xmlns:am3d="http://schemas.microsoft.com/office/drawing/2017/model3d" xmlns:o="urn:schemas-microsoft-com:office:office" xmlns:oel="http://schemas.microsoft.com/office/2019/extlst" xmlns:r="http://schemas.openxmlformats.org/officeDocument/2006/relationships" xmlns:m="http://schemas.openxmlformats.org/officeDocument/2006/math" xmlns:v="urn:schemas-microsoft-com:vml" xmlns:wp14="http://schemas.microsoft.com/office/word/2010/wordprocessingDrawing" xmlns:wp="http://schemas.openxmlformats.org/drawingml/2006/wordprocessingDrawing" xmlns:w10="urn:schemas-microsoft-com:office:word" xmlns:w="http://schemas.openxmlformats.org/wordprocessingml/2006/main" xmlns:w14="http://schemas.microsoft.com/office/word/2010/wordml" xmlns:w15="http://schemas.microsoft.com/office/word/2012/wordml" xmlns:w16cei="http://schemas.microsoft.com/office/word/2026/wordml/cei" xmlns:w16cex="http://schemas.microsoft.com/office/word/2018/wordml/cex" xmlns:w16cid="http://schemas.microsoft.com/office/word/2016/wordml/cid" xmlns:w16="http://schemas.microsoft.com/office/word/2018/wordml" xmlns:w16du="http://schemas.microsoft.com/office/word/2023/wordml/word16du" xmlns:w16sdtdh="http://schemas.microsoft.com/office/word/2020/wordml/sdtdatahash" xmlns:w16sdtfl="http://schemas.microsoft.com/office/word/2024/wordml/sdtformatlock" xmlns:w16se="http://schemas.microsoft.com/office/word/2015/wordml/symex" xmlns:wpg="http://schemas.microsoft.com/office/word/2010/wordprocessingGroup" xmlns:wpi="http://schemas.microsoft.com/office/word/2010/wordprocessingInk" xmlns:wne="http://schemas.microsoft.com/office/word/2006/wordml" xmlns:wps="http://schemas.microsoft.com/office/word/2010/wordprocessingShape" mc:Ignorable="w14 w15 w16se w16cid w16 w16cex w16sdtdh w16sdtfl w16du wp14">
+<w:document xmlns:wpc="http://schemas.microsoft.com/office/word/2010/wordprocessingCanvas" xmlns:cx="http://schemas.microsoft.com/office/drawing/2014/chartex" xmlns:cx1="http://schemas.microsoft.com/office/drawing/2015/9/8/chartex" xmlns:cx2="http://schemas.microsoft.com/office/drawing/2015/10/21/chartex" xmlns:cx3="http://schemas.microsoft.com/office/drawing/2016/5/9/chartex" xmlns:cx4="http://schemas.microsoft.com/office/drawing/2016/5/10/chartex" xmlns:cx5="http://schemas.microsoft.com/office/drawing/2016/5/11/chartex" xmlns:cx6="http://schemas.microsoft.com/office/drawing/2016/5/12/chartex" xmlns:cx7="http://schemas.microsoft.com/office/drawing/2016/5/13/chartex" xmlns:cx8="http://schemas.microsoft.com/office/drawing/2016/5/14/chartex" xmlns:mc="http://schemas.openxmlformats.org/markup-compatibility/2006" xmlns:aink="http://schemas.microsoft.com/office/drawing/2016/ink" xmlns:am3d="http://schemas.microsoft.com/office/drawing/2017/model3d" xmlns:o="urn:schemas-microsoft-com:office:office" xmlns:oel="http://schemas.microsoft.com/office/2019/extlst" xmlns:r="http://schemas.openxmlformats.org/officeDocument/2006/relationships" xmlns:m="http://schemas.openxmlformats.org/officeDocument/2006/math" xmlns:v="urn:schemas-microsoft-com:vml" xmlns:wp14="http://schemas.microsoft.com/office/word/2010/wordprocessingDrawing" xmlns:wp="http://schemas.openxmlformats.org/drawingml/2006/wordprocessingDrawing" xmlns:w10="urn:schemas-microsoft-com:office:word" xmlns:w="http://schemas.openxmlformats.org/wordprocessingml/2006/main" xmlns:w14="http://schemas.microsoft.com/office/word/2010/wordml" xmlns:w15="http://schemas.microsoft.com/office/word/2012/wordml" xmlns:w16cex="http://schemas.microsoft.com/office/word/2018/wordml/cex" xmlns:w16cid="http://schemas.microsoft.com/office/word/2016/wordml/cid" xmlns:w16="http://schemas.microsoft.com/office/word/2018/wordml" xmlns:w16du="http://schemas.microsoft.com/office/word/2023/wordml/word16du" xmlns:w16sdtdh="http://schemas.microsoft.com/office/word/2020/wordml/sdtdatahash" xmlns:w16sdtfl="http://schemas.microsoft.com/office/word/2024/wordml/sdtformatlock" xmlns:w16se="http://schemas.microsoft.com/office/word/2015/wordml/symex" xmlns:wpg="http://schemas.microsoft.com/office/word/2010/wordprocessingGroup" xmlns:wpi="http://schemas.microsoft.com/office/word/2010/wordprocessingInk" xmlns:wne="http://schemas.microsoft.com/office/word/2006/wordml" xmlns:wps="http://schemas.microsoft.com/office/word/2010/wordprocessingShape" mc:Ignorable="w14 w15 w16se w16cid w16 w16cex w16sdtdh w16sdtfl w16du wp14">
   <w:body>
     <w:p>
       <w:pPr>
@@ -72,39 +72,121 @@
           <w:sz w:val="28"/>
           <w:szCs w:val="28"/>
         </w:rPr>
-        <w:t>Branch: {{BRANCH_NAME}}</w:t>
-      </w:r>
-    </w:p>
-    <w:p>
-      <w:pPr>
-        <w:rPr>
+        <w:t xml:space="preserve">Branch: </w:t>
+      </w:r>
+      <w:r>
+        <w:rPr>
+          <w:b/>
+          <w:bCs/>
           <w:sz w:val="28"/>
           <w:szCs w:val="28"/>
         </w:rPr>
-      </w:pPr>
-    </w:p>
-    <w:p>
-      <w:pPr>
-        <w:jc w:val="both"/>
-        <w:rPr>
-          <w:sz w:val="26"/>
-          <w:szCs w:val="26"/>
-        </w:rPr>
-      </w:pPr>
-      <w:r>
-        <w:rPr>
-          <w:sz w:val="26"/>
-          <w:szCs w:val="26"/>
-        </w:rPr>
-        <w:t>IN CONSIDERATION OF Union Bank of India, a Body Corporate, constituted under Banking Companies (Acquisition &amp; Transfer of Undertakings) Act, 1970, having its Head Office at 239, Vidhan Bhavan Marg, Nariman Point, Mumbai and having a Branch office inter alia at/named {{BRANCH_NAME}} (hereinafter called "the Bank" which expression unless the context otherwise requires includes its successors and assigns from time to time) at the request of {{BORROWER_NAME}} (hereinafter called "the Borrower" more fully described in Schedule I hereunder) opening and or continuing in the books of the Bank a Banking Account or Accounts of the Borrower and from time to time at the request of the Borrower granted/agreeing to grant advances to the Borrower by way of all or any of the facilities viz. Cash Credit (Hypothecation), Cash Credit (Book-Debts), Secured Overdraft, Letter of Guarantee Limit, Packing Credit, Inland Letter of Credit, Import Letter of Credit, Bill Purchase/Discounting (Foreign/inland), Working Capital Demand Loan, Term Loan etc. (hereinafter collectively referred to as the "Credit Facilities".) with a total limit of Rs. {{LOAN_AMOUNT_FIGURE}} (Rupees {{LOAN_AMOUNT_WORDS}</w:t>
+        <w:t>{{BRANCH_NAME}}</w:t>
+      </w:r>
+    </w:p>
+    <w:p>
+      <w:pPr>
+        <w:rPr>
+          <w:sz w:val="28"/>
+          <w:szCs w:val="28"/>
+        </w:rPr>
+      </w:pPr>
+    </w:p>
+    <w:p>
+      <w:pPr>
+        <w:jc w:val="both"/>
+        <w:rPr>
+          <w:sz w:val="26"/>
+          <w:szCs w:val="26"/>
+        </w:rPr>
+      </w:pPr>
+      <w:r>
+        <w:rPr>
+          <w:sz w:val="26"/>
+          <w:szCs w:val="26"/>
+        </w:rPr>
+        <w:t xml:space="preserve">IN CONSIDERATION OF Union Bank of India, a Body Corporate, constituted under Banking Companies (Acquisition &amp; Transfer of Undertakings) Act, 1970, having its Head Office at 239, Vidhan Bhavan Marg, Nariman Point, Mumbai and having a Branch office inter alia at/named </w:t>
+      </w:r>
+      <w:r>
+        <w:rPr>
+          <w:b/>
+          <w:bCs/>
+          <w:sz w:val="26"/>
+          <w:szCs w:val="26"/>
+        </w:rPr>
+        <w:t>{{BRANCH_NAME}}</w:t>
+      </w:r>
+      <w:r>
+        <w:rPr>
+          <w:sz w:val="26"/>
+          <w:szCs w:val="26"/>
+        </w:rPr>
+        <w:t xml:space="preserve"> (hereinafter called "the Bank" which expression unless the context otherwise requires includes its successors and assigns from time to time) at the request </w:t>
+      </w:r>
+      <w:r>
+        <w:rPr>
+          <w:sz w:val="26"/>
+          <w:szCs w:val="26"/>
+        </w:rPr>
+        <w:t xml:space="preserve">of </w:t>
+      </w:r>
+      <w:r>
+        <w:rPr>
+          <w:b/>
+          <w:bCs/>
+          <w:sz w:val="26"/>
+          <w:szCs w:val="26"/>
+        </w:rPr>
+        <w:t>{{BORROWER_NAME}}</w:t>
+      </w:r>
+      <w:r>
+        <w:rPr>
+          <w:sz w:val="26"/>
+          <w:szCs w:val="26"/>
+        </w:rPr>
+        <w:t xml:space="preserve"> (hereinafter called "the Borrower" more fully described in Schedule I hereunder) opening and or continuing in the books of the Bank a Banking Account or Accounts of the Borrower and from time to time at the request of the Borrower granted/agreeing to grant advances to the Borrower by way of all or any of the facilities viz. Cash Credit (Hypothecation), Cash Credit (Book-Debts), Secured Overdraft, Letter of Guarantee Limit, Packing Credit, Inland Letter of Credit, Import Letter of Credit, Bill Purchase/Discounting (Foreign/inland), Working Capital Demand Loan, Term Loan etc. (hereinafter collectively referred to as the "Credit Facilities".) with a total limit of Rs. </w:t>
+      </w:r>
+      <w:r>
+        <w:rPr>
+          <w:b/>
+          <w:bCs/>
+          <w:sz w:val="26"/>
+          <w:szCs w:val="26"/>
+        </w:rPr>
+        <w:t>{{LOAN_AMOUNT_FIGURE}}</w:t>
+      </w:r>
+      <w:r>
+        <w:rPr>
+          <w:sz w:val="26"/>
+          <w:szCs w:val="26"/>
+        </w:rPr>
+        <w:t xml:space="preserve"> (Rupees </w:t>
+      </w:r>
+      <w:r>
+        <w:rPr>
+          <w:b/>
+          <w:bCs/>
+          <w:sz w:val="26"/>
+          <w:szCs w:val="26"/>
+        </w:rPr>
+        <w:t>{{LOAN_AMOUNT_WORDS}</w:t>
       </w:r>
       <w:proofErr w:type="gramStart"/>
       <w:r>
         <w:rPr>
-          <w:sz w:val="26"/>
-          <w:szCs w:val="26"/>
-        </w:rPr>
-        <w:t>} )</w:t>
+          <w:b/>
+          <w:bCs/>
+          <w:sz w:val="26"/>
+          <w:szCs w:val="26"/>
+        </w:rPr>
+        <w:t>}</w:t>
+      </w:r>
+      <w:r>
+        <w:rPr>
+          <w:sz w:val="26"/>
+          <w:szCs w:val="26"/>
+        </w:rPr>
+        <w:t xml:space="preserve"> )</w:t>
       </w:r>
       <w:proofErr w:type="gramEnd"/>
       <w:r>
@@ -355,7 +437,55 @@
           <w:sz w:val="26"/>
           <w:szCs w:val="26"/>
         </w:rPr>
-        <w:t>That the Borrower agrees that upon his/their request Bank has sanctioned an advance/ limit aggregating to Rs. {{LOAN_AMOUNT_FIGURE}} upon the terms &amp; conditions conveyed to the Borrower by the Bank vide Sanction Letter No {{SANCTION_LETTER_NO}} dated {{SANCTION_DATE}} and those terms &amp; conditions shall be treated as part and parcel of this Agreement.</w:t>
+        <w:t xml:space="preserve">That the Borrower agrees that upon his/their request Bank has sanctioned an advance/ limit aggregating to Rs. </w:t>
+      </w:r>
+      <w:r>
+        <w:rPr>
+          <w:b/>
+          <w:bCs/>
+          <w:sz w:val="26"/>
+          <w:szCs w:val="26"/>
+        </w:rPr>
+        <w:t>{{LOAN_AMOUNT_FIGURE}}</w:t>
+      </w:r>
+      <w:r>
+        <w:rPr>
+          <w:sz w:val="26"/>
+          <w:szCs w:val="26"/>
+        </w:rPr>
+        <w:t xml:space="preserve"> upon the terms &amp; conditions conveyed to the Borrower by the Bank vide Sanction Letter No </w:t>
+      </w:r>
+      <w:r>
+        <w:rPr>
+          <w:b/>
+          <w:bCs/>
+          <w:sz w:val="26"/>
+          <w:szCs w:val="26"/>
+        </w:rPr>
+        <w:t>{{SANCTION_LETTER_NO}}</w:t>
+      </w:r>
+      <w:r>
+        <w:rPr>
+          <w:sz w:val="26"/>
+          <w:szCs w:val="26"/>
+        </w:rPr>
+        <w:t xml:space="preserve"> dated </w:t>
+      </w:r>
+      <w:r>
+        <w:rPr>
+          <w:b/>
+          <w:bCs/>
+          <w:sz w:val="26"/>
+          <w:szCs w:val="26"/>
+        </w:rPr>
+        <w:t>{{SANCTION_DATE}}</w:t>
+      </w:r>
+      <w:r>
+        <w:rPr>
+          <w:sz w:val="26"/>
+          <w:szCs w:val="26"/>
+        </w:rPr>
+        <w:t xml:space="preserve"> and those terms &amp; conditions shall be treated as part and parcel of this Agreement.</w:t>
       </w:r>
     </w:p>
     <w:p>
@@ -416,7 +546,23 @@
           <w:sz w:val="26"/>
           <w:szCs w:val="26"/>
         </w:rPr>
-        <w:t>(a) all the goods, stocks, raw materials, plant, machinery, fixtures, implements, fittings and other installations, furniture, vehicles, computers and all other articles and things both present and future, whether installed or not, whether lying loose or in cases, at site or in transit or which may at any time hereafter during the continuance of this security be installed or lying loose or in cases or being in or upon or about the Borrower's factory premises, warehouses and Godowns at {{BORROWER_PREMISES_ADDRESS}} or wherever else the same may be or be held by any party anywhere to the order and disposition of the Borrower or in the course of transit to the Borrower (including those goods, machinery, implements etc. purchased out of the Term Loan sanctioned by the Bank covered under this Agreement) described in general terms in the schedule hereto (all of which are hereinafter referred to as</w:t>
+        <w:t xml:space="preserve">(a) all the goods, stocks, raw materials, plant, machinery, fixtures, implements, fittings and other installations, furniture, vehicles, computers and all other articles and things both present and future, whether installed or not, whether lying loose or in cases, at site or in transit or which may at any time hereafter during the continuance of this security be installed or lying loose or in cases or being in or upon or about the Borrower's factory premises, warehouses and Godowns at </w:t>
+      </w:r>
+      <w:r>
+        <w:rPr>
+          <w:b/>
+          <w:bCs/>
+          <w:sz w:val="26"/>
+          <w:szCs w:val="26"/>
+        </w:rPr>
+        <w:t>{{BORROWER_UNIT_ADDRESS}}</w:t>
+      </w:r>
+      <w:r>
+        <w:rPr>
+          <w:sz w:val="26"/>
+          <w:szCs w:val="26"/>
+        </w:rPr>
+        <w:t xml:space="preserve"> or wherever else the same may be or be held by any party anywhere to the order and disposition of the Borrower or in the course of transit to the Borrower (including those goods, machinery, implements etc. purchased out of the Term Loan sanctioned by the Bank covered under this Agreement) described in general terms in the schedule hereto (all of which are hereinafter referred to as</w:t>
       </w:r>
       <w:r>
         <w:rPr>
@@ -4241,17 +4387,8 @@
           <w:sz w:val="26"/>
           <w:szCs w:val="26"/>
         </w:rPr>
-        <w:t xml:space="preserve"> All tangible movable machineries, plant , machinery fixtures, fittings, other installations, cranes, furniture, computers &amp; other accessories, vehicles together with spares, tools and accessories and all other articles lying on the premises {{BORROWER_PREMISES_ADDRESS}} or in the godowns of the Borrowers or in the custody of any person who are Mercantile Agents of the Borrower or in the course of transit which may hereinafter be brought, stored or be lying in or upon the said premises of the Borrower</w:t>
-      </w:r>
-    </w:p>
-    <w:p>
-      <w:pPr>
-        <w:jc w:val="both"/>
-        <w:rPr>
-          <w:sz w:val="26"/>
-          <w:szCs w:val="26"/>
-        </w:rPr>
-      </w:pPr>
+        <w:t xml:space="preserve"> All tangible movable machineries, plant , machinery fixtures, fittings, other installations, cranes, furniture, computers &amp; other accessories, vehicles together with spares, tools and accessories and all other articles lying on the premises </w:t>
+      </w:r>
       <w:r>
         <w:rPr>
           <w:b/>
@@ -4259,6 +4396,40 @@
           <w:sz w:val="26"/>
           <w:szCs w:val="26"/>
         </w:rPr>
+        <w:t>{{BORROWER_UNIT_ADDRESS}}</w:t>
+      </w:r>
+      <w:r>
+        <w:rPr>
+          <w:b/>
+          <w:bCs/>
+          <w:sz w:val="26"/>
+          <w:szCs w:val="26"/>
+        </w:rPr>
+        <w:t xml:space="preserve"> </w:t>
+      </w:r>
+      <w:r>
+        <w:rPr>
+          <w:sz w:val="26"/>
+          <w:szCs w:val="26"/>
+        </w:rPr>
+        <w:t>or in the godowns of the Borrowers or in the custody of any person who are Mercantile Agents of the Borrower or in the course of transit which may hereinafter be brought, stored or be lying in or upon the said premises of the Borrower</w:t>
+      </w:r>
+    </w:p>
+    <w:p>
+      <w:pPr>
+        <w:jc w:val="both"/>
+        <w:rPr>
+          <w:sz w:val="26"/>
+          <w:szCs w:val="26"/>
+        </w:rPr>
+      </w:pPr>
+      <w:r>
+        <w:rPr>
+          <w:b/>
+          <w:bCs/>
+          <w:sz w:val="26"/>
+          <w:szCs w:val="26"/>
+        </w:rPr>
         <w:t>(B)</w:t>
       </w:r>
       <w:r>
@@ -4266,7 +4437,23 @@
           <w:sz w:val="26"/>
           <w:szCs w:val="26"/>
         </w:rPr>
-        <w:t xml:space="preserve"> The whole of the Borrower's movable goods and assets, both present and future and including but without prejudice to generality of the foregoing words, all stocks of raw materials, work-in-progress, semi-finished goods and finished goods such as {{STOCKS_GOODS_DESCRIPTION}} packing materials, consumable stores &amp; spares etc. whatsoever and wheresoever situate and/or in transit whether now belonging to or that may at any time during the continuance of this security belong to the Borrower or that may be held by any party anywhere to the order and disposition of the Borrower.</w:t>
+        <w:t xml:space="preserve"> The whole of the Borrower's movable goods and assets, both present and future and including but without prejudice to generality of the foregoing words, all stocks of raw materials, work-in-progress, semi-finished goods and finished goods such as </w:t>
+      </w:r>
+      <w:r>
+        <w:rPr>
+          <w:b/>
+          <w:bCs/>
+          <w:sz w:val="26"/>
+          <w:szCs w:val="26"/>
+        </w:rPr>
+        <w:t>{{STOCKS_GOODS_DESCRIPTION}}</w:t>
+      </w:r>
+      <w:r>
+        <w:rPr>
+          <w:sz w:val="26"/>
+          <w:szCs w:val="26"/>
+        </w:rPr>
+        <w:t xml:space="preserve"> packing materials, consumable stores &amp; spares etc. whatsoever and wheresoever situate and/or in transit whether now belonging to or that may at any time during the continuance of this security belong to the Borrower or that may be held by any party anywhere to the order and disposition of the Borrower.</w:t>
       </w:r>
     </w:p>
     <w:p>
@@ -4321,15 +4508,65 @@
           <w:sz w:val="28"/>
           <w:szCs w:val="28"/>
         </w:rPr>
-        <w:t>IN WITNESS WHEREOF the Borrower has hereunto put his hand and seal this {{DAY}} Day of {{MONTH}} 20{{YEAR_YY}</w:t>
-      </w:r>
-      <w:proofErr w:type="gramStart"/>
-      <w:r>
-        <w:rPr>
+        <w:t xml:space="preserve">IN WITNESS WHEREOF the Borrower has hereunto put his hand and seal this </w:t>
+      </w:r>
+      <w:r>
+        <w:rPr>
+          <w:b/>
+          <w:bCs/>
           <w:sz w:val="28"/>
           <w:szCs w:val="28"/>
         </w:rPr>
-        <w:t>} .</w:t>
+        <w:t>{{DAY}}</w:t>
+      </w:r>
+      <w:r>
+        <w:rPr>
+          <w:sz w:val="28"/>
+          <w:szCs w:val="28"/>
+        </w:rPr>
+        <w:t xml:space="preserve"> Day of </w:t>
+      </w:r>
+      <w:r>
+        <w:rPr>
+          <w:b/>
+          <w:bCs/>
+          <w:sz w:val="28"/>
+          <w:szCs w:val="28"/>
+        </w:rPr>
+        <w:t>{{MONTH}}</w:t>
+      </w:r>
+      <w:r>
+        <w:rPr>
+          <w:sz w:val="28"/>
+          <w:szCs w:val="28"/>
+        </w:rPr>
+        <w:t xml:space="preserve"> 20</w:t>
+      </w:r>
+      <w:r>
+        <w:rPr>
+          <w:b/>
+          <w:bCs/>
+          <w:sz w:val="28"/>
+          <w:szCs w:val="28"/>
+        </w:rPr>
+        <w:t>{{YEAR_YY}</w:t>
+      </w:r>
+      <w:proofErr w:type="gramStart"/>
+      <w:r>
+        <w:rPr>
+          <w:b/>
+          <w:bCs/>
+          <w:sz w:val="28"/>
+          <w:szCs w:val="28"/>
+        </w:rPr>
+        <w:t>}</w:t>
+      </w:r>
+      <w:r>
+        <w:rPr>
+          <w:sz w:val="28"/>
+          <w:szCs w:val="28"/>
+        </w:rPr>
+        <w:t xml:space="preserve"> .</w:t>
       </w:r>
       <w:proofErr w:type="gramEnd"/>
     </w:p>
@@ -4392,7 +4629,7 @@
 </file>
 
 <file path=word/endnotes.xml><?xml version="1.0" encoding="utf-8"?>
-<w:endnotes xmlns:wpc="http://schemas.microsoft.com/office/word/2010/wordprocessingCanvas" xmlns:cx="http://schemas.microsoft.com/office/drawing/2014/chartex" xmlns:cx1="http://schemas.microsoft.com/office/drawing/2015/9/8/chartex" xmlns:cx2="http://schemas.microsoft.com/office/drawing/2015/10/21/chartex" xmlns:cx3="http://schemas.microsoft.com/office/drawing/2016/5/9/chartex" xmlns:cx4="http://schemas.microsoft.com/office/drawing/2016/5/10/chartex" xmlns:cx5="http://schemas.microsoft.com/office/drawing/2016/5/11/chartex" xmlns:cx6="http://schemas.microsoft.com/office/drawing/2016/5/12/chartex" xmlns:cx7="http://schemas.microsoft.com/office/drawing/2016/5/13/chartex" xmlns:cx8="http://schemas.microsoft.com/office/drawing/2016/5/14/chartex" xmlns:mc="http://schemas.openxmlformats.org/markup-compatibility/2006" xmlns:aink="http://schemas.microsoft.com/office/drawing/2016/ink" xmlns:am3d="http://schemas.microsoft.com/office/drawing/2017/model3d" xmlns:o="urn:schemas-microsoft-com:office:office" xmlns:oel="http://schemas.microsoft.com/office/2019/extlst" xmlns:r="http://schemas.openxmlformats.org/officeDocument/2006/relationships" xmlns:m="http://schemas.openxmlformats.org/officeDocument/2006/math" xmlns:v="urn:schemas-microsoft-com:vml" xmlns:wp14="http://schemas.microsoft.com/office/word/2010/wordprocessingDrawing" xmlns:wp="http://schemas.openxmlformats.org/drawingml/2006/wordprocessingDrawing" xmlns:w10="urn:schemas-microsoft-com:office:word" xmlns:w="http://schemas.openxmlformats.org/wordprocessingml/2006/main" xmlns:w14="http://schemas.microsoft.com/office/word/2010/wordml" xmlns:w15="http://schemas.microsoft.com/office/word/2012/wordml" xmlns:w16cei="http://schemas.microsoft.com/office/word/2026/wordml/cei" xmlns:w16cex="http://schemas.microsoft.com/office/word/2018/wordml/cex" xmlns:w16cid="http://schemas.microsoft.com/office/word/2016/wordml/cid" xmlns:w16="http://schemas.microsoft.com/office/word/2018/wordml" xmlns:w16du="http://schemas.microsoft.com/office/word/2023/wordml/word16du" xmlns:w16sdtdh="http://schemas.microsoft.com/office/word/2020/wordml/sdtdatahash" xmlns:w16sdtfl="http://schemas.microsoft.com/office/word/2024/wordml/sdtformatlock" xmlns:w16se="http://schemas.microsoft.com/office/word/2015/wordml/symex" xmlns:wpg="http://schemas.microsoft.com/office/word/2010/wordprocessingGroup" xmlns:wpi="http://schemas.microsoft.com/office/word/2010/wordprocessingInk" xmlns:wne="http://schemas.microsoft.com/office/word/2006/wordml" xmlns:wps="http://schemas.microsoft.com/office/word/2010/wordprocessingShape" mc:Ignorable="w14 w15 w16se w16cid w16 w16cex w16sdtdh w16sdtfl w16du wp14">
+<w:endnotes xmlns:wpc="http://schemas.microsoft.com/office/word/2010/wordprocessingCanvas" xmlns:cx="http://schemas.microsoft.com/office/drawing/2014/chartex" xmlns:cx1="http://schemas.microsoft.com/office/drawing/2015/9/8/chartex" xmlns:cx2="http://schemas.microsoft.com/office/drawing/2015/10/21/chartex" xmlns:cx3="http://schemas.microsoft.com/office/drawing/2016/5/9/chartex" xmlns:cx4="http://schemas.microsoft.com/office/drawing/2016/5/10/chartex" xmlns:cx5="http://schemas.microsoft.com/office/drawing/2016/5/11/chartex" xmlns:cx6="http://schemas.microsoft.com/office/drawing/2016/5/12/chartex" xmlns:cx7="http://schemas.microsoft.com/office/drawing/2016/5/13/chartex" xmlns:cx8="http://schemas.microsoft.com/office/drawing/2016/5/14/chartex" xmlns:mc="http://schemas.openxmlformats.org/markup-compatibility/2006" xmlns:aink="http://schemas.microsoft.com/office/drawing/2016/ink" xmlns:am3d="http://schemas.microsoft.com/office/drawing/2017/model3d" xmlns:o="urn:schemas-microsoft-com:office:office" xmlns:oel="http://schemas.microsoft.com/office/2019/extlst" xmlns:r="http://schemas.openxmlformats.org/officeDocument/2006/relationships" xmlns:m="http://schemas.openxmlformats.org/officeDocument/2006/math" xmlns:v="urn:schemas-microsoft-com:vml" xmlns:wp14="http://schemas.microsoft.com/office/word/2010/wordprocessingDrawing" xmlns:wp="http://schemas.openxmlformats.org/drawingml/2006/wordprocessingDrawing" xmlns:w10="urn:schemas-microsoft-com:office:word" xmlns:w="http://schemas.openxmlformats.org/wordprocessingml/2006/main" xmlns:w14="http://schemas.microsoft.com/office/word/2010/wordml" xmlns:w15="http://schemas.microsoft.com/office/word/2012/wordml" xmlns:w16cex="http://schemas.microsoft.com/office/word/2018/wordml/cex" xmlns:w16cid="http://schemas.microsoft.com/office/word/2016/wordml/cid" xmlns:w16="http://schemas.microsoft.com/office/word/2018/wordml" xmlns:w16du="http://schemas.microsoft.com/office/word/2023/wordml/word16du" xmlns:w16sdtdh="http://schemas.microsoft.com/office/word/2020/wordml/sdtdatahash" xmlns:w16sdtfl="http://schemas.microsoft.com/office/word/2024/wordml/sdtformatlock" xmlns:w16se="http://schemas.microsoft.com/office/word/2015/wordml/symex" xmlns:wpg="http://schemas.microsoft.com/office/word/2010/wordprocessingGroup" xmlns:wpi="http://schemas.microsoft.com/office/word/2010/wordprocessingInk" xmlns:wne="http://schemas.microsoft.com/office/word/2006/wordml" xmlns:wps="http://schemas.microsoft.com/office/word/2010/wordprocessingShape" mc:Ignorable="w14 w15 w16se w16cid w16 w16cex w16sdtdh w16sdtfl w16du wp14">
   <w:endnote w:type="separator" w:id="-1">
     <w:p>
       <w:pPr>
@@ -4417,7 +4654,7 @@
 </file>
 
 <file path=word/footer1.xml><?xml version="1.0" encoding="utf-8"?>
-<w:ftr xmlns:wpc="http://schemas.microsoft.com/office/word/2010/wordprocessingCanvas" xmlns:cx="http://schemas.microsoft.com/office/drawing/2014/chartex" xmlns:cx1="http://schemas.microsoft.com/office/drawing/2015/9/8/chartex" xmlns:cx2="http://schemas.microsoft.com/office/drawing/2015/10/21/chartex" xmlns:cx3="http://schemas.microsoft.com/office/drawing/2016/5/9/chartex" xmlns:cx4="http://schemas.microsoft.com/office/drawing/2016/5/10/chartex" xmlns:cx5="http://schemas.microsoft.com/office/drawing/2016/5/11/chartex" xmlns:cx6="http://schemas.microsoft.com/office/drawing/2016/5/12/chartex" xmlns:cx7="http://schemas.microsoft.com/office/drawing/2016/5/13/chartex" xmlns:cx8="http://schemas.microsoft.com/office/drawing/2016/5/14/chartex" xmlns:mc="http://schemas.openxmlformats.org/markup-compatibility/2006" xmlns:aink="http://schemas.microsoft.com/office/drawing/2016/ink" xmlns:am3d="http://schemas.microsoft.com/office/drawing/2017/model3d" xmlns:o="urn:schemas-microsoft-com:office:office" xmlns:oel="http://schemas.microsoft.com/office/2019/extlst" xmlns:r="http://schemas.openxmlformats.org/officeDocument/2006/relationships" xmlns:m="http://schemas.openxmlformats.org/officeDocument/2006/math" xmlns:v="urn:schemas-microsoft-com:vml" xmlns:wp14="http://schemas.microsoft.com/office/word/2010/wordprocessingDrawing" xmlns:wp="http://schemas.openxmlformats.org/drawingml/2006/wordprocessingDrawing" xmlns:w10="urn:schemas-microsoft-com:office:word" xmlns:w="http://schemas.openxmlformats.org/wordprocessingml/2006/main" xmlns:w14="http://schemas.microsoft.com/office/word/2010/wordml" xmlns:w15="http://schemas.microsoft.com/office/word/2012/wordml" xmlns:w16cei="http://schemas.microsoft.com/office/word/2026/wordml/cei" xmlns:w16cex="http://schemas.microsoft.com/office/word/2018/wordml/cex" xmlns:w16cid="http://schemas.microsoft.com/office/word/2016/wordml/cid" xmlns:w16="http://schemas.microsoft.com/office/word/2018/wordml" xmlns:w16du="http://schemas.microsoft.com/office/word/2023/wordml/word16du" xmlns:w16sdtdh="http://schemas.microsoft.com/office/word/2020/wordml/sdtdatahash" xmlns:w16sdtfl="http://schemas.microsoft.com/office/word/2024/wordml/sdtformatlock" xmlns:w16se="http://schemas.microsoft.com/office/word/2015/wordml/symex" xmlns:wpg="http://schemas.microsoft.com/office/word/2010/wordprocessingGroup" xmlns:wpi="http://schemas.microsoft.com/office/word/2010/wordprocessingInk" xmlns:wne="http://schemas.microsoft.com/office/word/2006/wordml" xmlns:wps="http://schemas.microsoft.com/office/word/2010/wordprocessingShape" mc:Ignorable="w14 w15 w16se w16cid w16 w16cex w16sdtdh w16sdtfl w16du wp14">
+<w:ftr xmlns:wpc="http://schemas.microsoft.com/office/word/2010/wordprocessingCanvas" xmlns:cx="http://schemas.microsoft.com/office/drawing/2014/chartex" xmlns:cx1="http://schemas.microsoft.com/office/drawing/2015/9/8/chartex" xmlns:cx2="http://schemas.microsoft.com/office/drawing/2015/10/21/chartex" xmlns:cx3="http://schemas.microsoft.com/office/drawing/2016/5/9/chartex" xmlns:cx4="http://schemas.microsoft.com/office/drawing/2016/5/10/chartex" xmlns:cx5="http://schemas.microsoft.com/office/drawing/2016/5/11/chartex" xmlns:cx6="http://schemas.microsoft.com/office/drawing/2016/5/12/chartex" xmlns:cx7="http://schemas.microsoft.com/office/drawing/2016/5/13/chartex" xmlns:cx8="http://schemas.microsoft.com/office/drawing/2016/5/14/chartex" xmlns:mc="http://schemas.openxmlformats.org/markup-compatibility/2006" xmlns:aink="http://schemas.microsoft.com/office/drawing/2016/ink" xmlns:am3d="http://schemas.microsoft.com/office/drawing/2017/model3d" xmlns:o="urn:schemas-microsoft-com:office:office" xmlns:oel="http://schemas.microsoft.com/office/2019/extlst" xmlns:r="http://schemas.openxmlformats.org/officeDocument/2006/relationships" xmlns:m="http://schemas.openxmlformats.org/officeDocument/2006/math" xmlns:v="urn:schemas-microsoft-com:vml" xmlns:wp14="http://schemas.microsoft.com/office/word/2010/wordprocessingDrawing" xmlns:wp="http://schemas.openxmlformats.org/drawingml/2006/wordprocessingDrawing" xmlns:w10="urn:schemas-microsoft-com:office:word" xmlns:w="http://schemas.openxmlformats.org/wordprocessingml/2006/main" xmlns:w14="http://schemas.microsoft.com/office/word/2010/wordml" xmlns:w15="http://schemas.microsoft.com/office/word/2012/wordml" xmlns:w16cex="http://schemas.microsoft.com/office/word/2018/wordml/cex" xmlns:w16cid="http://schemas.microsoft.com/office/word/2016/wordml/cid" xmlns:w16="http://schemas.microsoft.com/office/word/2018/wordml" xmlns:w16du="http://schemas.microsoft.com/office/word/2023/wordml/word16du" xmlns:w16sdtdh="http://schemas.microsoft.com/office/word/2020/wordml/sdtdatahash" xmlns:w16sdtfl="http://schemas.microsoft.com/office/word/2024/wordml/sdtformatlock" xmlns:w16se="http://schemas.microsoft.com/office/word/2015/wordml/symex" xmlns:wpg="http://schemas.microsoft.com/office/word/2010/wordprocessingGroup" xmlns:wpi="http://schemas.microsoft.com/office/word/2010/wordprocessingInk" xmlns:wne="http://schemas.microsoft.com/office/word/2006/wordml" xmlns:wps="http://schemas.microsoft.com/office/word/2010/wordprocessingShape" mc:Ignorable="w14 w15 w16se w16cid w16 w16cex w16sdtdh w16sdtfl w16du wp14">
   <w:sdt>
     <w:sdtPr>
       <w:id w:val="1802804045"/>
@@ -4484,7 +4721,7 @@
 </file>
 
 <file path=word/footnotes.xml><?xml version="1.0" encoding="utf-8"?>
-<w:footnotes xmlns:wpc="http://schemas.microsoft.com/office/word/2010/wordprocessingCanvas" xmlns:cx="http://schemas.microsoft.com/office/drawing/2014/chartex" xmlns:cx1="http://schemas.microsoft.com/office/drawing/2015/9/8/chartex" xmlns:cx2="http://schemas.microsoft.com/office/drawing/2015/10/21/chartex" xmlns:cx3="http://schemas.microsoft.com/office/drawing/2016/5/9/chartex" xmlns:cx4="http://schemas.microsoft.com/office/drawing/2016/5/10/chartex" xmlns:cx5="http://schemas.microsoft.com/office/drawing/2016/5/11/chartex" xmlns:cx6="http://schemas.microsoft.com/office/drawing/2016/5/12/chartex" xmlns:cx7="http://schemas.microsoft.com/office/drawing/2016/5/13/chartex" xmlns:cx8="http://schemas.microsoft.com/office/drawing/2016/5/14/chartex" xmlns:mc="http://schemas.openxmlformats.org/markup-compatibility/2006" xmlns:aink="http://schemas.microsoft.com/office/drawing/2016/ink" xmlns:am3d="http://schemas.microsoft.com/office/drawing/2017/model3d" xmlns:o="urn:schemas-microsoft-com:office:office" xmlns:oel="http://schemas.microsoft.com/office/2019/extlst" xmlns:r="http://schemas.openxmlformats.org/officeDocument/2006/relationships" xmlns:m="http://schemas.openxmlformats.org/officeDocument/2006/math" xmlns:v="urn:schemas-microsoft-com:vml" xmlns:wp14="http://schemas.microsoft.com/office/word/2010/wordprocessingDrawing" xmlns:wp="http://schemas.openxmlformats.org/drawingml/2006/wordprocessingDrawing" xmlns:w10="urn:schemas-microsoft-com:office:word" xmlns:w="http://schemas.openxmlformats.org/wordprocessingml/2006/main" xmlns:w14="http://schemas.microsoft.com/office/word/2010/wordml" xmlns:w15="http://schemas.microsoft.com/office/word/2012/wordml" xmlns:w16cei="http://schemas.microsoft.com/office/word/2026/wordml/cei" xmlns:w16cex="http://schemas.microsoft.com/office/word/2018/wordml/cex" xmlns:w16cid="http://schemas.microsoft.com/office/word/2016/wordml/cid" xmlns:w16="http://schemas.microsoft.com/office/word/2018/wordml" xmlns:w16du="http://schemas.microsoft.com/office/word/2023/wordml/word16du" xmlns:w16sdtdh="http://schemas.microsoft.com/office/word/2020/wordml/sdtdatahash" xmlns:w16sdtfl="http://schemas.microsoft.com/office/word/2024/wordml/sdtformatlock" xmlns:w16se="http://schemas.microsoft.com/office/word/2015/wordml/symex" xmlns:wpg="http://schemas.microsoft.com/office/word/2010/wordprocessingGroup" xmlns:wpi="http://schemas.microsoft.com/office/word/2010/wordprocessingInk" xmlns:wne="http://schemas.microsoft.com/office/word/2006/wordml" xmlns:wps="http://schemas.microsoft.com/office/word/2010/wordprocessingShape" mc:Ignorable="w14 w15 w16se w16cid w16 w16cex w16sdtdh w16sdtfl w16du wp14">
+<w:footnotes xmlns:wpc="http://schemas.microsoft.com/office/word/2010/wordprocessingCanvas" xmlns:cx="http://schemas.microsoft.com/office/drawing/2014/chartex" xmlns:cx1="http://schemas.microsoft.com/office/drawing/2015/9/8/chartex" xmlns:cx2="http://schemas.microsoft.com/office/drawing/2015/10/21/chartex" xmlns:cx3="http://schemas.microsoft.com/office/drawing/2016/5/9/chartex" xmlns:cx4="http://schemas.microsoft.com/office/drawing/2016/5/10/chartex" xmlns:cx5="http://schemas.microsoft.com/office/drawing/2016/5/11/chartex" xmlns:cx6="http://schemas.microsoft.com/office/drawing/2016/5/12/chartex" xmlns:cx7="http://schemas.microsoft.com/office/drawing/2016/5/13/chartex" xmlns:cx8="http://schemas.microsoft.com/office/drawing/2016/5/14/chartex" xmlns:mc="http://schemas.openxmlformats.org/markup-compatibility/2006" xmlns:aink="http://schemas.microsoft.com/office/drawing/2016/ink" xmlns:am3d="http://schemas.microsoft.com/office/drawing/2017/model3d" xmlns:o="urn:schemas-microsoft-com:office:office" xmlns:oel="http://schemas.microsoft.com/office/2019/extlst" xmlns:r="http://schemas.openxmlformats.org/officeDocument/2006/relationships" xmlns:m="http://schemas.openxmlformats.org/officeDocument/2006/math" xmlns:v="urn:schemas-microsoft-com:vml" xmlns:wp14="http://schemas.microsoft.com/office/word/2010/wordprocessingDrawing" xmlns:wp="http://schemas.openxmlformats.org/drawingml/2006/wordprocessingDrawing" xmlns:w10="urn:schemas-microsoft-com:office:word" xmlns:w="http://schemas.openxmlformats.org/wordprocessingml/2006/main" xmlns:w14="http://schemas.microsoft.com/office/word/2010/wordml" xmlns:w15="http://schemas.microsoft.com/office/word/2012/wordml" xmlns:w16cex="http://schemas.microsoft.com/office/word/2018/wordml/cex" xmlns:w16cid="http://schemas.microsoft.com/office/word/2016/wordml/cid" xmlns:w16="http://schemas.microsoft.com/office/word/2018/wordml" xmlns:w16du="http://schemas.microsoft.com/office/word/2023/wordml/word16du" xmlns:w16sdtdh="http://schemas.microsoft.com/office/word/2020/wordml/sdtdatahash" xmlns:w16sdtfl="http://schemas.microsoft.com/office/word/2024/wordml/sdtformatlock" xmlns:w16se="http://schemas.microsoft.com/office/word/2015/wordml/symex" xmlns:wpg="http://schemas.microsoft.com/office/word/2010/wordprocessingGroup" xmlns:wpi="http://schemas.microsoft.com/office/word/2010/wordprocessingInk" xmlns:wne="http://schemas.microsoft.com/office/word/2006/wordml" xmlns:wps="http://schemas.microsoft.com/office/word/2010/wordprocessingShape" mc:Ignorable="w14 w15 w16se w16cid w16 w16cex w16sdtdh w16sdtfl w16du wp14">
   <w:footnote w:type="separator" w:id="-1">
     <w:p>
       <w:pPr>
@@ -4509,7 +4746,7 @@
 </file>
 
 <file path=word/numbering.xml><?xml version="1.0" encoding="utf-8"?>
-<w:numbering xmlns:wpc="http://schemas.microsoft.com/office/word/2010/wordprocessingCanvas" xmlns:cx="http://schemas.microsoft.com/office/drawing/2014/chartex" xmlns:cx1="http://schemas.microsoft.com/office/drawing/2015/9/8/chartex" xmlns:cx2="http://schemas.microsoft.com/office/drawing/2015/10/21/chartex" xmlns:cx3="http://schemas.microsoft.com/office/drawing/2016/5/9/chartex" xmlns:cx4="http://schemas.microsoft.com/office/drawing/2016/5/10/chartex" xmlns:cx5="http://schemas.microsoft.com/office/drawing/2016/5/11/chartex" xmlns:cx6="http://schemas.microsoft.com/office/drawing/2016/5/12/chartex" xmlns:cx7="http://schemas.microsoft.com/office/drawing/2016/5/13/chartex" xmlns:cx8="http://schemas.microsoft.com/office/drawing/2016/5/14/chartex" xmlns:mc="http://schemas.openxmlformats.org/markup-compatibility/2006" xmlns:aink="http://schemas.microsoft.com/office/drawing/2016/ink" xmlns:am3d="http://schemas.microsoft.com/office/drawing/2017/model3d" xmlns:o="urn:schemas-microsoft-com:office:office" xmlns:oel="http://schemas.microsoft.com/office/2019/extlst" xmlns:r="http://schemas.openxmlformats.org/officeDocument/2006/relationships" xmlns:m="http://schemas.openxmlformats.org/officeDocument/2006/math" xmlns:v="urn:schemas-microsoft-com:vml" xmlns:wp14="http://schemas.microsoft.com/office/word/2010/wordprocessingDrawing" xmlns:wp="http://schemas.openxmlformats.org/drawingml/2006/wordprocessingDrawing" xmlns:w10="urn:schemas-microsoft-com:office:word" xmlns:w="http://schemas.openxmlformats.org/wordprocessingml/2006/main" xmlns:w14="http://schemas.microsoft.com/office/word/2010/wordml" xmlns:w15="http://schemas.microsoft.com/office/word/2012/wordml" xmlns:w16cei="http://schemas.microsoft.com/office/word/2026/wordml/cei" xmlns:w16cex="http://schemas.microsoft.com/office/word/2018/wordml/cex" xmlns:w16cid="http://schemas.microsoft.com/office/word/2016/wordml/cid" xmlns:w16="http://schemas.microsoft.com/office/word/2018/wordml" xmlns:w16du="http://schemas.microsoft.com/office/word/2023/wordml/word16du" xmlns:w16sdtdh="http://schemas.microsoft.com/office/word/2020/wordml/sdtdatahash" xmlns:w16sdtfl="http://schemas.microsoft.com/office/word/2024/wordml/sdtformatlock" xmlns:w16se="http://schemas.microsoft.com/office/word/2015/wordml/symex" xmlns:wpg="http://schemas.microsoft.com/office/word/2010/wordprocessingGroup" xmlns:wpi="http://schemas.microsoft.com/office/word/2010/wordprocessingInk" xmlns:wne="http://schemas.microsoft.com/office/word/2006/wordml" xmlns:wps="http://schemas.microsoft.com/office/word/2010/wordprocessingShape" mc:Ignorable="w14 w15 w16se w16cid w16 w16cex w16sdtdh w16sdtfl w16du wp14">
+<w:numbering xmlns:wpc="http://schemas.microsoft.com/office/word/2010/wordprocessingCanvas" xmlns:cx="http://schemas.microsoft.com/office/drawing/2014/chartex" xmlns:cx1="http://schemas.microsoft.com/office/drawing/2015/9/8/chartex" xmlns:cx2="http://schemas.microsoft.com/office/drawing/2015/10/21/chartex" xmlns:cx3="http://schemas.microsoft.com/office/drawing/2016/5/9/chartex" xmlns:cx4="http://schemas.microsoft.com/office/drawing/2016/5/10/chartex" xmlns:cx5="http://schemas.microsoft.com/office/drawing/2016/5/11/chartex" xmlns:cx6="http://schemas.microsoft.com/office/drawing/2016/5/12/chartex" xmlns:cx7="http://schemas.microsoft.com/office/drawing/2016/5/13/chartex" xmlns:cx8="http://schemas.microsoft.com/office/drawing/2016/5/14/chartex" xmlns:mc="http://schemas.openxmlformats.org/markup-compatibility/2006" xmlns:aink="http://schemas.microsoft.com/office/drawing/2016/ink" xmlns:am3d="http://schemas.microsoft.com/office/drawing/2017/model3d" xmlns:o="urn:schemas-microsoft-com:office:office" xmlns:oel="http://schemas.microsoft.com/office/2019/extlst" xmlns:r="http://schemas.openxmlformats.org/officeDocument/2006/relationships" xmlns:m="http://schemas.openxmlformats.org/officeDocument/2006/math" xmlns:v="urn:schemas-microsoft-com:vml" xmlns:wp14="http://schemas.microsoft.com/office/word/2010/wordprocessingDrawing" xmlns:wp="http://schemas.openxmlformats.org/drawingml/2006/wordprocessingDrawing" xmlns:w10="urn:schemas-microsoft-com:office:word" xmlns:w="http://schemas.openxmlformats.org/wordprocessingml/2006/main" xmlns:w14="http://schemas.microsoft.com/office/word/2010/wordml" xmlns:w15="http://schemas.microsoft.com/office/word/2012/wordml" xmlns:w16cex="http://schemas.microsoft.com/office/word/2018/wordml/cex" xmlns:w16cid="http://schemas.microsoft.com/office/word/2016/wordml/cid" xmlns:w16="http://schemas.microsoft.com/office/word/2018/wordml" xmlns:w16du="http://schemas.microsoft.com/office/word/2023/wordml/word16du" xmlns:w16sdtdh="http://schemas.microsoft.com/office/word/2020/wordml/sdtdatahash" xmlns:w16sdtfl="http://schemas.microsoft.com/office/word/2024/wordml/sdtformatlock" xmlns:w16se="http://schemas.microsoft.com/office/word/2015/wordml/symex" xmlns:wpg="http://schemas.microsoft.com/office/word/2010/wordprocessingGroup" xmlns:wpi="http://schemas.microsoft.com/office/word/2010/wordprocessingInk" xmlns:wne="http://schemas.microsoft.com/office/word/2006/wordml" xmlns:wps="http://schemas.microsoft.com/office/word/2010/wordprocessingShape" mc:Ignorable="w14 w15 w16se w16cid w16 w16cex w16sdtdh w16sdtfl w16du wp14">
   <w:abstractNum w:abstractNumId="0" w15:restartNumberingAfterBreak="0">
     <w:nsid w:val="14C56BF2"/>
     <w:multiLevelType w:val="multilevel"/>
@@ -7088,7 +7325,6 @@
   <w:style w:type="character" w:default="1" w:styleId="DefaultParagraphFont">
     <w:name w:val="Default Paragraph Font"/>
     <w:uiPriority w:val="1"/>
-    <w:semiHidden/>
     <w:unhideWhenUsed/>
   </w:style>
   <w:style w:type="table" w:default="1" w:styleId="TableNormal">

--- a/Docs/SecurityDocs/SD20-COMPOSITE HYPOTHECATION DEED.docx
+++ b/Docs/SecurityDocs/SD20-COMPOSITE HYPOTHECATION DEED.docx
@@ -3764,10 +3764,10 @@
         <w:tblLook w:val="04A0" w:firstRow="1" w:lastRow="0" w:firstColumn="1" w:lastColumn="0" w:noHBand="0" w:noVBand="1"/>
       </w:tblPr>
       <w:tblGrid>
-        <w:gridCol w:w="2171"/>
-        <w:gridCol w:w="1933"/>
-        <w:gridCol w:w="2722"/>
-        <w:gridCol w:w="2184"/>
+        <w:gridCol w:w="2168"/>
+        <w:gridCol w:w="1942"/>
+        <w:gridCol w:w="2718"/>
+        <w:gridCol w:w="2182"/>
       </w:tblGrid>
       <w:tr>
         <w:trPr>
@@ -3936,12 +3936,16 @@
           <w:p>
             <w:pPr>
               <w:rPr>
+                <w:b/>
+                <w:bCs/>
                 <w:sz w:val="28"/>
                 <w:szCs w:val="28"/>
               </w:rPr>
             </w:pPr>
             <w:r>
               <w:rPr>
+                <w:b/>
+                <w:bCs/>
                 <w:sz w:val="28"/>
                 <w:szCs w:val="28"/>
               </w:rPr>
@@ -3970,12 +3974,16 @@
           <w:p>
             <w:pPr>
               <w:rPr>
+                <w:b/>
+                <w:bCs/>
                 <w:sz w:val="28"/>
                 <w:szCs w:val="28"/>
               </w:rPr>
             </w:pPr>
             <w:r>
               <w:rPr>
+                <w:b/>
+                <w:bCs/>
                 <w:sz w:val="28"/>
                 <w:szCs w:val="28"/>
               </w:rPr>
@@ -4004,12 +4012,16 @@
           <w:p>
             <w:pPr>
               <w:rPr>
+                <w:b/>
+                <w:bCs/>
                 <w:sz w:val="28"/>
                 <w:szCs w:val="28"/>
               </w:rPr>
             </w:pPr>
             <w:r>
               <w:rPr>
+                <w:b/>
+                <w:bCs/>
                 <w:sz w:val="28"/>
                 <w:szCs w:val="28"/>
               </w:rPr>
@@ -4038,12 +4050,16 @@
           <w:p>
             <w:pPr>
               <w:rPr>
+                <w:b/>
+                <w:bCs/>
                 <w:sz w:val="28"/>
                 <w:szCs w:val="28"/>
               </w:rPr>
             </w:pPr>
             <w:r>
               <w:rPr>
+                <w:b/>
+                <w:bCs/>
                 <w:sz w:val="28"/>
                 <w:szCs w:val="28"/>
               </w:rPr>
@@ -4077,12 +4093,16 @@
           <w:p>
             <w:pPr>
               <w:rPr>
+                <w:b/>
+                <w:bCs/>
                 <w:sz w:val="28"/>
                 <w:szCs w:val="28"/>
               </w:rPr>
             </w:pPr>
             <w:r>
               <w:rPr>
+                <w:b/>
+                <w:bCs/>
                 <w:sz w:val="28"/>
                 <w:szCs w:val="28"/>
               </w:rPr>
@@ -4111,12 +4131,16 @@
           <w:p>
             <w:pPr>
               <w:rPr>
+                <w:b/>
+                <w:bCs/>
                 <w:sz w:val="28"/>
                 <w:szCs w:val="28"/>
               </w:rPr>
             </w:pPr>
             <w:r>
               <w:rPr>
+                <w:b/>
+                <w:bCs/>
                 <w:sz w:val="28"/>
                 <w:szCs w:val="28"/>
               </w:rPr>
@@ -4145,12 +4169,16 @@
           <w:p>
             <w:pPr>
               <w:rPr>
+                <w:b/>
+                <w:bCs/>
                 <w:sz w:val="28"/>
                 <w:szCs w:val="28"/>
               </w:rPr>
             </w:pPr>
             <w:r>
               <w:rPr>
+                <w:b/>
+                <w:bCs/>
                 <w:sz w:val="28"/>
                 <w:szCs w:val="28"/>
               </w:rPr>
@@ -4179,12 +4207,16 @@
           <w:p>
             <w:pPr>
               <w:rPr>
+                <w:b/>
+                <w:bCs/>
                 <w:sz w:val="28"/>
                 <w:szCs w:val="28"/>
               </w:rPr>
             </w:pPr>
             <w:r>
               <w:rPr>
+                <w:b/>
+                <w:bCs/>
                 <w:sz w:val="28"/>
                 <w:szCs w:val="28"/>
               </w:rPr>
@@ -4218,12 +4250,16 @@
           <w:p>
             <w:pPr>
               <w:rPr>
+                <w:b/>
+                <w:bCs/>
                 <w:sz w:val="28"/>
                 <w:szCs w:val="28"/>
               </w:rPr>
             </w:pPr>
             <w:r>
               <w:rPr>
+                <w:b/>
+                <w:bCs/>
                 <w:sz w:val="28"/>
                 <w:szCs w:val="28"/>
               </w:rPr>
@@ -4252,12 +4288,16 @@
           <w:p>
             <w:pPr>
               <w:rPr>
+                <w:b/>
+                <w:bCs/>
                 <w:sz w:val="28"/>
                 <w:szCs w:val="28"/>
               </w:rPr>
             </w:pPr>
             <w:r>
               <w:rPr>
+                <w:b/>
+                <w:bCs/>
                 <w:sz w:val="28"/>
                 <w:szCs w:val="28"/>
               </w:rPr>
@@ -4286,12 +4326,16 @@
           <w:p>
             <w:pPr>
               <w:rPr>
+                <w:b/>
+                <w:bCs/>
                 <w:sz w:val="28"/>
                 <w:szCs w:val="28"/>
               </w:rPr>
             </w:pPr>
             <w:r>
               <w:rPr>
+                <w:b/>
+                <w:bCs/>
                 <w:sz w:val="28"/>
                 <w:szCs w:val="28"/>
               </w:rPr>
@@ -4320,12 +4364,16 @@
           <w:p>
             <w:pPr>
               <w:rPr>
+                <w:b/>
+                <w:bCs/>
                 <w:sz w:val="28"/>
                 <w:szCs w:val="28"/>
               </w:rPr>
             </w:pPr>
             <w:r>
               <w:rPr>
+                <w:b/>
+                <w:bCs/>
                 <w:sz w:val="28"/>
                 <w:szCs w:val="28"/>
               </w:rPr>
@@ -7325,6 +7373,7 @@
   <w:style w:type="character" w:default="1" w:styleId="DefaultParagraphFont">
     <w:name w:val="Default Paragraph Font"/>
     <w:uiPriority w:val="1"/>
+    <w:semiHidden/>
     <w:unhideWhenUsed/>
   </w:style>
   <w:style w:type="table" w:default="1" w:styleId="TableNormal">
